--- a/docs/word/6-WHAT-THE-CHECKS-PROVE.docx
+++ b/docs/word/6-WHAT-THE-CHECKS-PROVE.docx
@@ -101,7 +101,7 @@
         <w:t xml:space="preserve">validate.sh</w:t>
       </w:r>
       <w:r>
-        <w:t xml:space="preserve">. Thirty eight checks, nine groups.</w:t>
+        <w:t xml:space="preserve">. Thirty eight checks, nine groups. Written for the state after the demo has built the servers.</w:t>
       </w:r>
     </w:p>
     <w:p>
@@ -448,13 +448,13 @@
         <w:t xml:space="preserve">GROUP 1 - Infrastructure (3 checks)</w:t>
       </w:r>
     </w:p>
-    <w:bookmarkStart w:id="15" w:name="Xa3315f9bff53ba17064547965523d1c01df0d8f"/>
+    <w:bookmarkStart w:id="15" w:name="Xa6542a54342ff79a1b1134559dd3d426f87abf9"/>
     <w:p>
       <w:pPr>
         <w:pStyle w:val="Heading2"/>
       </w:pPr>
       <w:r>
-        <w:t xml:space="preserve">1.1 Eight containers exist</w:t>
+        <w:t xml:space="preserve">1.1 Nine containers exist</w:t>
       </w:r>
     </w:p>
     <w:p>
@@ -573,7 +573,7 @@
         <w:t xml:space="preserve"> </w:t>
       </w:r>
       <w:r>
-        <w:t xml:space="preserve">the demo assumes four CI containers and four application containers. If one is</w:t>
+        <w:t xml:space="preserve">after the demo there are four CI containers and five application containers. If one is</w:t>
       </w:r>
       <w:r>
         <w:t xml:space="preserve"> </w:t>
@@ -583,13 +583,13 @@
       </w:r>
     </w:p>
     <w:bookmarkEnd w:id="15"/>
-    <w:bookmarkStart w:id="16" w:name="X8d53ea4467a78d0a0ebfae22af2e004a4a7d388"/>
+    <w:bookmarkStart w:id="16" w:name="X3afdaed87f2798b8e8c63f6384130c0a6117af8"/>
     <w:p>
       <w:pPr>
         <w:pStyle w:val="Heading2"/>
       </w:pPr>
       <w:r>
-        <w:t xml:space="preserve">1.2 All eight are running</w:t>
+        <w:t xml:space="preserve">1.2 All nine are running</w:t>
       </w:r>
     </w:p>
     <w:p>
@@ -736,13 +736,13 @@
       </w:r>
     </w:p>
     <w:bookmarkEnd w:id="16"/>
-    <w:bookmarkStart w:id="17" w:name="X697d58ea3f87d57ce6cfe7266ff4f3bf32924b8"/>
+    <w:bookmarkStart w:id="17" w:name="Xdc45aba0c15d23e85f5b14d0bd45f9554100032"/>
     <w:p>
       <w:pPr>
         <w:pStyle w:val="Heading2"/>
       </w:pPr>
       <w:r>
-        <w:t xml:space="preserve">1.3 VMID 323 is free</w:t>
+        <w:t xml:space="preserve">1.3 VMID 323 exists</w:t>
       </w:r>
     </w:p>
     <w:p>
@@ -787,75 +787,9 @@
       </w:r>
       <w:r>
         <w:rPr>
-          <w:rStyle w:val="AttributeTok"/>
-        </w:rPr>
-        <w:t xml:space="preserve">-q</w:t>
-      </w:r>
-      <w:r>
-        <w:rPr>
-          <w:rStyle w:val="NormalTok"/>
-        </w:rPr>
-        <w:t xml:space="preserve"> </w:t>
-      </w:r>
-      <w:r>
-        <w:rPr>
           <w:rStyle w:val="StringTok"/>
         </w:rPr>
-        <w:t xml:space="preserve">" 323 "</w:t>
-      </w:r>
-      <w:r>
-        <w:rPr>
-          <w:rStyle w:val="NormalTok"/>
-        </w:rPr>
-        <w:t xml:space="preserve"> </w:t>
-      </w:r>
-      <w:r>
-        <w:rPr>
-          <w:rStyle w:val="KeywordTok"/>
-        </w:rPr>
-        <w:t xml:space="preserve">&amp;&amp;</w:t>
-      </w:r>
-      <w:r>
-        <w:rPr>
-          <w:rStyle w:val="NormalTok"/>
-        </w:rPr>
-        <w:t xml:space="preserve"> </w:t>
-      </w:r>
-      <w:r>
-        <w:rPr>
-          <w:rStyle w:val="BuiltInTok"/>
-        </w:rPr>
-        <w:t xml:space="preserve">echo</w:t>
-      </w:r>
-      <w:r>
-        <w:rPr>
-          <w:rStyle w:val="NormalTok"/>
-        </w:rPr>
-        <w:t xml:space="preserve"> TAKEN </w:t>
-      </w:r>
-      <w:r>
-        <w:rPr>
-          <w:rStyle w:val="KeywordTok"/>
-        </w:rPr>
-        <w:t xml:space="preserve">||</w:t>
-      </w:r>
-      <w:r>
-        <w:rPr>
-          <w:rStyle w:val="NormalTok"/>
-        </w:rPr>
-        <w:t xml:space="preserve"> </w:t>
-      </w:r>
-      <w:r>
-        <w:rPr>
-          <w:rStyle w:val="BuiltInTok"/>
-        </w:rPr>
-        <w:t xml:space="preserve">echo</w:t>
-      </w:r>
-      <w:r>
-        <w:rPr>
-          <w:rStyle w:val="NormalTok"/>
-        </w:rPr>
-        <w:t xml:space="preserve"> free</w:t>
+        <w:t xml:space="preserve">"^323 "</w:t>
       </w:r>
     </w:p>
     <w:p>
@@ -873,7 +807,7 @@
         <w:t xml:space="preserve"> </w:t>
       </w:r>
       <w:r>
-        <w:t xml:space="preserve">nothing is occupying the container ID that Terraform is about to use.</w:t>
+        <w:t xml:space="preserve">the container the demo's pull request added is really there.</w:t>
       </w:r>
     </w:p>
     <w:p>
@@ -891,33 +825,31 @@
         <w:t xml:space="preserve"> </w:t>
       </w:r>
       <w:r>
-        <w:t xml:space="preserve">this is the one that would have stopped the demo. When the pull request merges,</w:t>
-      </w:r>
-      <w:r>
-        <w:t xml:space="preserve"> </w:t>
-      </w:r>
-      <w:r>
-        <w:t xml:space="preserve">Terraform creates a third production container at VMID 323. If anything is already sitting on that</w:t>
-      </w:r>
-      <w:r>
-        <w:t xml:space="preserve"> </w:t>
-      </w:r>
-      <w:r>
-        <w:t xml:space="preserve">ID, the apply fails in front of the audience.</w:t>
-      </w:r>
-    </w:p>
-    <w:p>
-      <w:pPr>
-        <w:pStyle w:val="BodyText"/>
-      </w:pPr>
-      <w:r>
-        <w:t xml:space="preserve">I know this because I created a test container at 323 while building the deploy step, and I had to</w:t>
-      </w:r>
-      <w:r>
-        <w:t xml:space="preserve"> </w:t>
-      </w:r>
-      <w:r>
-        <w:t xml:space="preserve">remember to destroy it. This check is here so I do not have to remember.</w:t>
+        <w:t xml:space="preserve">this is the one that would have stopped the demo the other way round. Before the</w:t>
+      </w:r>
+      <w:r>
+        <w:t xml:space="preserve"> </w:t>
+      </w:r>
+      <w:r>
+        <w:t xml:space="preserve">demo the check was "323 is free", because if anything was sitting on that ID the apply would have</w:t>
+      </w:r>
+      <w:r>
+        <w:t xml:space="preserve"> </w:t>
+      </w:r>
+      <w:r>
+        <w:t xml:space="preserve">failed in front of the audience - I had created a test container at 323 while building the deploy</w:t>
+      </w:r>
+      <w:r>
+        <w:t xml:space="preserve"> </w:t>
+      </w:r>
+      <w:r>
+        <w:t xml:space="preserve">step and had to remember to destroy it. After the demo the check flips: 323 must exist, because that</w:t>
+      </w:r>
+      <w:r>
+        <w:t xml:space="preserve"> </w:t>
+      </w:r>
+      <w:r>
+        <w:t xml:space="preserve">is what the pull request built.</w:t>
       </w:r>
     </w:p>
     <w:p>
